--- a/personal/poems/Bahmani.docx
+++ b/personal/poems/Bahmani.docx
@@ -1200,9 +1200,7 @@
       <w:pPr>
         <w:pStyle w:val="Normal"/>
         <w:jc w:val="center"/>
-        <w:rPr>
-          <w:color w:val="000000"/>
-        </w:rPr>
+        <w:rPr/>
       </w:pPr>
       <w:r>
         <w:rPr>
@@ -1251,68 +1249,733 @@
         <w:pStyle w:val="Normal"/>
         <w:jc w:val="center"/>
         <w:rPr>
-          <w:color w:val="000000"/>
-        </w:rPr>
-      </w:pPr>
-      <w:r>
-        <w:rPr>
-          <w:color w:val="000000"/>
-        </w:rPr>
-        <w:t xml:space="preserve">7 9 10 12 14 16 </w:t>
-      </w:r>
-      <w:r>
-        <w:rPr>
-          <w:color w:val="000000"/>
-        </w:rPr>
-        <w:t xml:space="preserve">23 26 28 </w:t>
-      </w:r>
-    </w:p>
-    <w:p>
-      <w:pPr>
-        <w:pStyle w:val="Normal"/>
-        <w:jc w:val="center"/>
-        <w:rPr>
-          <w:color w:val="000000"/>
-        </w:rPr>
-      </w:pPr>
-      <w:r>
-        <w:rPr>
-          <w:rFonts w:cs="Tahoma"/>
-          <w:bCs w:val="false"/>
-          <w:iCs w:val="false"/>
-          <w:caps w:val="false"/>
-          <w:smallCaps w:val="false"/>
-          <w:color w:val="000000"/>
-          <w:spacing w:val="0"/>
-          <w:szCs w:val="24"/>
-          <w:rtl w:val="true"/>
-        </w:rPr>
-        <w:t xml:space="preserve">از </w:t>
-      </w:r>
-      <w:r>
-        <w:rPr>
-          <w:rFonts w:cs="Tahoma"/>
-          <w:bCs w:val="false"/>
-          <w:iCs w:val="false"/>
-          <w:caps w:val="false"/>
-          <w:smallCaps w:val="false"/>
-          <w:color w:val="000000"/>
-          <w:spacing w:val="0"/>
-          <w:szCs w:val="24"/>
-        </w:rPr>
-        <w:t>31</w:t>
-      </w:r>
-      <w:r>
-        <w:rPr>
-          <w:rFonts w:cs="Tahoma"/>
-          <w:bCs w:val="false"/>
-          <w:iCs w:val="false"/>
-          <w:caps w:val="false"/>
-          <w:smallCaps w:val="false"/>
-          <w:color w:val="000000"/>
-          <w:spacing w:val="0"/>
-          <w:szCs w:val="24"/>
-          <w:rtl w:val="true"/>
+          <w:rFonts w:cs="Tahoma"/>
+          <w:bCs w:val="false"/>
+          <w:iCs w:val="false"/>
+          <w:caps w:val="false"/>
+          <w:smallCaps w:val="false"/>
+          <w:color w:val="000000"/>
+          <w:spacing w:val="0"/>
+          <w:szCs w:val="24"/>
+        </w:rPr>
+      </w:pPr>
+      <w:r>
+        <w:rPr>
+          <w:rFonts w:cs="Tahoma"/>
+          <w:bCs w:val="false"/>
+          <w:iCs w:val="false"/>
+          <w:caps w:val="false"/>
+          <w:smallCaps w:val="false"/>
+          <w:color w:val="000000"/>
+          <w:spacing w:val="0"/>
+          <w:szCs w:val="24"/>
+        </w:rPr>
+      </w:r>
+    </w:p>
+    <w:p>
+      <w:pPr>
+        <w:pStyle w:val="Normal"/>
+        <w:jc w:val="center"/>
+        <w:rPr>
+          <w:rFonts w:cs="Tahoma"/>
+          <w:bCs w:val="false"/>
+          <w:iCs w:val="false"/>
+          <w:caps w:val="false"/>
+          <w:smallCaps w:val="false"/>
+          <w:color w:val="000000"/>
+          <w:spacing w:val="0"/>
+          <w:szCs w:val="24"/>
+        </w:rPr>
+      </w:pPr>
+      <w:r>
+        <w:rPr>
+          <w:rFonts w:cs="Tahoma"/>
+          <w:bCs w:val="false"/>
+          <w:iCs w:val="false"/>
+          <w:caps w:val="false"/>
+          <w:smallCaps w:val="false"/>
+          <w:color w:val="000000"/>
+          <w:spacing w:val="0"/>
+          <w:szCs w:val="24"/>
+        </w:rPr>
+      </w:r>
+    </w:p>
+    <w:p>
+      <w:pPr>
+        <w:pStyle w:val="Normal"/>
+        <w:jc w:val="center"/>
+        <w:rPr>
+          <w:rFonts w:cs="Tahoma"/>
+          <w:bCs w:val="false"/>
+          <w:iCs w:val="false"/>
+          <w:caps w:val="false"/>
+          <w:smallCaps w:val="false"/>
+          <w:color w:val="000000"/>
+          <w:spacing w:val="0"/>
+          <w:szCs w:val="24"/>
+        </w:rPr>
+      </w:pPr>
+      <w:r>
+        <w:rPr>
+          <w:rFonts w:cs="Tahoma"/>
+          <w:bCs w:val="false"/>
+          <w:iCs w:val="false"/>
+          <w:caps w:val="false"/>
+          <w:smallCaps w:val="false"/>
+          <w:color w:val="000000"/>
+          <w:spacing w:val="0"/>
+          <w:szCs w:val="24"/>
+        </w:rPr>
+      </w:r>
+    </w:p>
+    <w:p>
+      <w:pPr>
+        <w:pStyle w:val="Normal"/>
+        <w:jc w:val="center"/>
+        <w:rPr/>
+      </w:pPr>
+      <w:r>
+        <w:rPr>
+          <w:rFonts w:cs="Tahoma"/>
+          <w:bCs w:val="false"/>
+          <w:iCs w:val="false"/>
+          <w:caps w:val="false"/>
+          <w:smallCaps w:val="false"/>
+          <w:color w:val="000000"/>
+          <w:spacing w:val="0"/>
+          <w:szCs w:val="24"/>
+        </w:rPr>
+        <w:t>🌺🌷🌺</w:t>
+      </w:r>
+    </w:p>
+    <w:p>
+      <w:pPr>
+        <w:pStyle w:val="Normal"/>
+        <w:jc w:val="center"/>
+        <w:rPr/>
+      </w:pPr>
+      <w:r>
+        <w:rPr>
+          <w:rFonts w:cs="Tahoma"/>
+          <w:bCs w:val="false"/>
+          <w:iCs w:val="false"/>
+          <w:caps w:val="false"/>
+          <w:smallCaps w:val="false"/>
+          <w:color w:val="000000"/>
+          <w:spacing w:val="0"/>
+          <w:szCs w:val="24"/>
+          <w:rtl w:val="true"/>
+        </w:rPr>
+        <w:t>یک بار هم ای عشق من از عقل میندیش</w:t>
+      </w:r>
+    </w:p>
+    <w:p>
+      <w:pPr>
+        <w:pStyle w:val="Normal"/>
+        <w:jc w:val="center"/>
+        <w:rPr/>
+      </w:pPr>
+      <w:r>
+        <w:rPr>
+          <w:rFonts w:cs="Tahoma"/>
+          <w:bCs w:val="false"/>
+          <w:iCs w:val="false"/>
+          <w:caps w:val="false"/>
+          <w:smallCaps w:val="false"/>
+          <w:color w:val="000000"/>
+          <w:spacing w:val="0"/>
+          <w:szCs w:val="24"/>
+          <w:rtl w:val="true"/>
+        </w:rPr>
+        <w:t>بگذار که دل حل بکند مسأله‌ها را</w:t>
+      </w:r>
+    </w:p>
+    <w:p>
+      <w:pPr>
+        <w:pStyle w:val="Normal"/>
+        <w:jc w:val="center"/>
+        <w:rPr/>
+      </w:pPr>
+      <w:r>
+        <w:rPr>
+          <w:rFonts w:cs="Tahoma"/>
+          <w:bCs w:val="false"/>
+          <w:iCs w:val="false"/>
+          <w:caps w:val="false"/>
+          <w:smallCaps w:val="false"/>
+          <w:color w:val="000000"/>
+          <w:spacing w:val="0"/>
+          <w:szCs w:val="24"/>
+        </w:rPr>
+        <w:t>🌺🌷🌺</w:t>
+      </w:r>
+    </w:p>
+    <w:p>
+      <w:pPr>
+        <w:pStyle w:val="Normal"/>
+        <w:jc w:val="center"/>
+        <w:rPr>
+          <w:rFonts w:cs="Tahoma"/>
+          <w:bCs w:val="false"/>
+          <w:iCs w:val="false"/>
+          <w:caps w:val="false"/>
+          <w:smallCaps w:val="false"/>
+          <w:color w:val="000000"/>
+          <w:spacing w:val="0"/>
+          <w:szCs w:val="24"/>
+        </w:rPr>
+      </w:pPr>
+      <w:r>
+        <w:rPr>
+          <w:rFonts w:cs="Tahoma"/>
+          <w:bCs w:val="false"/>
+          <w:iCs w:val="false"/>
+          <w:caps w:val="false"/>
+          <w:smallCaps w:val="false"/>
+          <w:color w:val="000000"/>
+          <w:spacing w:val="0"/>
+          <w:szCs w:val="24"/>
+        </w:rPr>
+      </w:r>
+    </w:p>
+    <w:p>
+      <w:pPr>
+        <w:pStyle w:val="Normal"/>
+        <w:jc w:val="center"/>
+        <w:rPr>
+          <w:rFonts w:cs="Tahoma"/>
+          <w:bCs w:val="false"/>
+          <w:iCs w:val="false"/>
+          <w:caps w:val="false"/>
+          <w:smallCaps w:val="false"/>
+          <w:color w:val="000000"/>
+          <w:spacing w:val="0"/>
+          <w:szCs w:val="24"/>
+        </w:rPr>
+      </w:pPr>
+      <w:r>
+        <w:rPr>
+          <w:rFonts w:cs="Tahoma"/>
+          <w:bCs w:val="false"/>
+          <w:iCs w:val="false"/>
+          <w:caps w:val="false"/>
+          <w:smallCaps w:val="false"/>
+          <w:color w:val="000000"/>
+          <w:spacing w:val="0"/>
+          <w:szCs w:val="24"/>
+        </w:rPr>
+      </w:r>
+    </w:p>
+    <w:p>
+      <w:pPr>
+        <w:pStyle w:val="Normal"/>
+        <w:jc w:val="center"/>
+        <w:rPr>
+          <w:rFonts w:cs="Tahoma"/>
+          <w:bCs w:val="false"/>
+          <w:iCs w:val="false"/>
+          <w:caps w:val="false"/>
+          <w:smallCaps w:val="false"/>
+          <w:color w:val="000000"/>
+          <w:spacing w:val="0"/>
+          <w:szCs w:val="24"/>
+        </w:rPr>
+      </w:pPr>
+      <w:r>
+        <w:rPr>
+          <w:rFonts w:cs="Tahoma"/>
+          <w:bCs w:val="false"/>
+          <w:iCs w:val="false"/>
+          <w:caps w:val="false"/>
+          <w:smallCaps w:val="false"/>
+          <w:color w:val="000000"/>
+          <w:spacing w:val="0"/>
+          <w:szCs w:val="24"/>
+        </w:rPr>
+      </w:r>
+    </w:p>
+    <w:p>
+      <w:pPr>
+        <w:pStyle w:val="Normal"/>
+        <w:jc w:val="center"/>
+        <w:rPr/>
+      </w:pPr>
+      <w:r>
+        <w:rPr>
+          <w:rFonts w:cs="Tahoma"/>
+          <w:bCs w:val="false"/>
+          <w:iCs w:val="false"/>
+          <w:caps w:val="false"/>
+          <w:smallCaps w:val="false"/>
+          <w:color w:val="000000"/>
+          <w:spacing w:val="0"/>
+          <w:szCs w:val="24"/>
+        </w:rPr>
+        <w:t>🌺🌷🌺</w:t>
+      </w:r>
+    </w:p>
+    <w:p>
+      <w:pPr>
+        <w:pStyle w:val="Normal"/>
+        <w:jc w:val="center"/>
+        <w:rPr/>
+      </w:pPr>
+      <w:r>
+        <w:rPr>
+          <w:rFonts w:cs="Tahoma"/>
+          <w:bCs w:val="false"/>
+          <w:iCs w:val="false"/>
+          <w:caps w:val="false"/>
+          <w:smallCaps w:val="false"/>
+          <w:color w:val="000000"/>
+          <w:spacing w:val="0"/>
+          <w:szCs w:val="24"/>
+          <w:rtl w:val="true"/>
+        </w:rPr>
+        <w:t>نتوان گفت که این قافله وا می‌ماند</w:t>
+      </w:r>
+    </w:p>
+    <w:p>
+      <w:pPr>
+        <w:pStyle w:val="Normal"/>
+        <w:jc w:val="center"/>
+        <w:rPr/>
+      </w:pPr>
+      <w:r>
+        <w:rPr>
+          <w:rFonts w:cs="Tahoma"/>
+          <w:bCs w:val="false"/>
+          <w:iCs w:val="false"/>
+          <w:caps w:val="false"/>
+          <w:smallCaps w:val="false"/>
+          <w:color w:val="000000"/>
+          <w:spacing w:val="0"/>
+          <w:szCs w:val="24"/>
+          <w:rtl w:val="true"/>
+        </w:rPr>
+        <w:t>خسته و خفته از این خیل جدا می‌ماند</w:t>
+      </w:r>
+    </w:p>
+    <w:p>
+      <w:pPr>
+        <w:pStyle w:val="Normal"/>
+        <w:jc w:val="center"/>
+        <w:rPr>
+          <w:rFonts w:cs="Tahoma"/>
+          <w:bCs w:val="false"/>
+          <w:iCs w:val="false"/>
+          <w:caps w:val="false"/>
+          <w:smallCaps w:val="false"/>
+          <w:color w:val="000000"/>
+          <w:spacing w:val="0"/>
+          <w:szCs w:val="24"/>
+        </w:rPr>
+      </w:pPr>
+      <w:r>
+        <w:rPr>
+          <w:rFonts w:cs="Tahoma"/>
+          <w:bCs w:val="false"/>
+          <w:iCs w:val="false"/>
+          <w:caps w:val="false"/>
+          <w:smallCaps w:val="false"/>
+          <w:color w:val="000000"/>
+          <w:spacing w:val="0"/>
+          <w:szCs w:val="24"/>
+        </w:rPr>
+      </w:r>
+    </w:p>
+    <w:p>
+      <w:pPr>
+        <w:pStyle w:val="Normal"/>
+        <w:jc w:val="center"/>
+        <w:rPr/>
+      </w:pPr>
+      <w:r>
+        <w:rPr>
+          <w:rFonts w:cs="Tahoma"/>
+          <w:bCs w:val="false"/>
+          <w:iCs w:val="false"/>
+          <w:caps w:val="false"/>
+          <w:smallCaps w:val="false"/>
+          <w:color w:val="000000"/>
+          <w:spacing w:val="0"/>
+          <w:szCs w:val="24"/>
+          <w:rtl w:val="true"/>
+        </w:rPr>
+        <w:t>این رهی نیست که از خاطره‌اش یاد کنی</w:t>
+      </w:r>
+    </w:p>
+    <w:p>
+      <w:pPr>
+        <w:pStyle w:val="Normal"/>
+        <w:jc w:val="center"/>
+        <w:rPr/>
+      </w:pPr>
+      <w:r>
+        <w:rPr>
+          <w:rFonts w:cs="Tahoma"/>
+          <w:bCs w:val="false"/>
+          <w:iCs w:val="false"/>
+          <w:caps w:val="false"/>
+          <w:smallCaps w:val="false"/>
+          <w:color w:val="000000"/>
+          <w:spacing w:val="0"/>
+          <w:szCs w:val="24"/>
+          <w:rtl w:val="true"/>
+        </w:rPr>
+        <w:t>این سفر همره تاریخ، به جا می‌ماند</w:t>
+      </w:r>
+    </w:p>
+    <w:p>
+      <w:pPr>
+        <w:pStyle w:val="Normal"/>
+        <w:jc w:val="center"/>
+        <w:rPr>
+          <w:rFonts w:cs="Tahoma"/>
+          <w:bCs w:val="false"/>
+          <w:iCs w:val="false"/>
+          <w:caps w:val="false"/>
+          <w:smallCaps w:val="false"/>
+          <w:color w:val="000000"/>
+          <w:spacing w:val="0"/>
+          <w:szCs w:val="24"/>
+        </w:rPr>
+      </w:pPr>
+      <w:r>
+        <w:rPr>
+          <w:rFonts w:cs="Tahoma"/>
+          <w:bCs w:val="false"/>
+          <w:iCs w:val="false"/>
+          <w:caps w:val="false"/>
+          <w:smallCaps w:val="false"/>
+          <w:color w:val="000000"/>
+          <w:spacing w:val="0"/>
+          <w:szCs w:val="24"/>
+        </w:rPr>
+      </w:r>
+    </w:p>
+    <w:p>
+      <w:pPr>
+        <w:pStyle w:val="Normal"/>
+        <w:jc w:val="center"/>
+        <w:rPr/>
+      </w:pPr>
+      <w:r>
+        <w:rPr>
+          <w:rFonts w:cs="Tahoma"/>
+          <w:bCs w:val="false"/>
+          <w:iCs w:val="false"/>
+          <w:caps w:val="false"/>
+          <w:smallCaps w:val="false"/>
+          <w:color w:val="000000"/>
+          <w:spacing w:val="0"/>
+          <w:szCs w:val="24"/>
+          <w:rtl w:val="true"/>
+        </w:rPr>
+        <w:t>دانه و دام در این راه فراوان اما</w:t>
+      </w:r>
+    </w:p>
+    <w:p>
+      <w:pPr>
+        <w:pStyle w:val="Normal"/>
+        <w:jc w:val="center"/>
+        <w:rPr/>
+      </w:pPr>
+      <w:r>
+        <w:rPr>
+          <w:rFonts w:cs="Tahoma"/>
+          <w:bCs w:val="false"/>
+          <w:iCs w:val="false"/>
+          <w:caps w:val="false"/>
+          <w:smallCaps w:val="false"/>
+          <w:color w:val="000000"/>
+          <w:spacing w:val="0"/>
+          <w:szCs w:val="24"/>
+          <w:rtl w:val="true"/>
+        </w:rPr>
+        <w:t>مرغ دل‌سیر ز هر دام، رها می‌ماند</w:t>
+      </w:r>
+    </w:p>
+    <w:p>
+      <w:pPr>
+        <w:pStyle w:val="Normal"/>
+        <w:jc w:val="center"/>
+        <w:rPr>
+          <w:rFonts w:cs="Tahoma"/>
+          <w:bCs w:val="false"/>
+          <w:iCs w:val="false"/>
+          <w:caps w:val="false"/>
+          <w:smallCaps w:val="false"/>
+          <w:color w:val="000000"/>
+          <w:spacing w:val="0"/>
+          <w:szCs w:val="24"/>
+        </w:rPr>
+      </w:pPr>
+      <w:r>
+        <w:rPr>
+          <w:rFonts w:cs="Tahoma"/>
+          <w:bCs w:val="false"/>
+          <w:iCs w:val="false"/>
+          <w:caps w:val="false"/>
+          <w:smallCaps w:val="false"/>
+          <w:color w:val="000000"/>
+          <w:spacing w:val="0"/>
+          <w:szCs w:val="24"/>
+        </w:rPr>
+      </w:r>
+    </w:p>
+    <w:p>
+      <w:pPr>
+        <w:pStyle w:val="Normal"/>
+        <w:jc w:val="center"/>
+        <w:rPr/>
+      </w:pPr>
+      <w:r>
+        <w:rPr>
+          <w:rFonts w:cs="Tahoma"/>
+          <w:bCs w:val="false"/>
+          <w:iCs w:val="false"/>
+          <w:caps w:val="false"/>
+          <w:smallCaps w:val="false"/>
+          <w:color w:val="000000"/>
+          <w:spacing w:val="0"/>
+          <w:szCs w:val="24"/>
+          <w:rtl w:val="true"/>
+        </w:rPr>
+        <w:t>می‌رسیم آخر و افسانه‌ی وا ماندن ما</w:t>
+      </w:r>
+    </w:p>
+    <w:p>
+      <w:pPr>
+        <w:pStyle w:val="Normal"/>
+        <w:jc w:val="center"/>
+        <w:rPr/>
+      </w:pPr>
+      <w:r>
+        <w:rPr>
+          <w:rFonts w:cs="Tahoma"/>
+          <w:bCs w:val="false"/>
+          <w:iCs w:val="false"/>
+          <w:caps w:val="false"/>
+          <w:smallCaps w:val="false"/>
+          <w:color w:val="000000"/>
+          <w:spacing w:val="0"/>
+          <w:szCs w:val="24"/>
+          <w:rtl w:val="true"/>
+        </w:rPr>
+        <w:t>همچو داغی به دل حادثه‌ها می‌ماند</w:t>
+      </w:r>
+    </w:p>
+    <w:p>
+      <w:pPr>
+        <w:pStyle w:val="Normal"/>
+        <w:jc w:val="center"/>
+        <w:rPr>
+          <w:rFonts w:cs="Tahoma"/>
+          <w:bCs w:val="false"/>
+          <w:iCs w:val="false"/>
+          <w:caps w:val="false"/>
+          <w:smallCaps w:val="false"/>
+          <w:color w:val="000000"/>
+          <w:spacing w:val="0"/>
+          <w:szCs w:val="24"/>
+        </w:rPr>
+      </w:pPr>
+      <w:r>
+        <w:rPr>
+          <w:rFonts w:cs="Tahoma"/>
+          <w:bCs w:val="false"/>
+          <w:iCs w:val="false"/>
+          <w:caps w:val="false"/>
+          <w:smallCaps w:val="false"/>
+          <w:color w:val="000000"/>
+          <w:spacing w:val="0"/>
+          <w:szCs w:val="24"/>
+        </w:rPr>
+      </w:r>
+    </w:p>
+    <w:p>
+      <w:pPr>
+        <w:pStyle w:val="Normal"/>
+        <w:jc w:val="center"/>
+        <w:rPr/>
+      </w:pPr>
+      <w:r>
+        <w:rPr>
+          <w:rFonts w:cs="Tahoma"/>
+          <w:bCs w:val="false"/>
+          <w:iCs w:val="false"/>
+          <w:caps w:val="false"/>
+          <w:smallCaps w:val="false"/>
+          <w:color w:val="000000"/>
+          <w:spacing w:val="0"/>
+          <w:szCs w:val="24"/>
+          <w:rtl w:val="true"/>
+        </w:rPr>
+        <w:t>بی‌صداتر ز سکوتیم ولی گاه خروش</w:t>
+      </w:r>
+    </w:p>
+    <w:p>
+      <w:pPr>
+        <w:pStyle w:val="Normal"/>
+        <w:jc w:val="center"/>
+        <w:rPr/>
+      </w:pPr>
+      <w:r>
+        <w:rPr>
+          <w:rFonts w:cs="Tahoma"/>
+          <w:bCs w:val="false"/>
+          <w:iCs w:val="false"/>
+          <w:caps w:val="false"/>
+          <w:smallCaps w:val="false"/>
+          <w:color w:val="000000"/>
+          <w:spacing w:val="0"/>
+          <w:szCs w:val="24"/>
+          <w:rtl w:val="true"/>
+        </w:rPr>
+        <w:t>نعره‌ی ماست که در گوش شما می‌ماند</w:t>
+      </w:r>
+    </w:p>
+    <w:p>
+      <w:pPr>
+        <w:pStyle w:val="Normal"/>
+        <w:jc w:val="center"/>
+        <w:rPr/>
+      </w:pPr>
+      <w:r>
+        <w:rPr>
+          <w:rFonts w:cs="Tahoma"/>
+          <w:bCs w:val="false"/>
+          <w:iCs w:val="false"/>
+          <w:caps w:val="false"/>
+          <w:smallCaps w:val="false"/>
+          <w:color w:val="000000"/>
+          <w:spacing w:val="0"/>
+          <w:szCs w:val="24"/>
+        </w:rPr>
+        <w:t>🌺🌷🌺</w:t>
+      </w:r>
+    </w:p>
+    <w:p>
+      <w:pPr>
+        <w:pStyle w:val="Normal"/>
+        <w:jc w:val="center"/>
+        <w:rPr>
+          <w:rFonts w:cs="Tahoma"/>
+          <w:bCs w:val="false"/>
+          <w:iCs w:val="false"/>
+          <w:caps w:val="false"/>
+          <w:smallCaps w:val="false"/>
+          <w:color w:val="000000"/>
+          <w:spacing w:val="0"/>
+          <w:szCs w:val="24"/>
+        </w:rPr>
+      </w:pPr>
+      <w:r>
+        <w:rPr>
+          <w:rFonts w:cs="Tahoma"/>
+          <w:bCs w:val="false"/>
+          <w:iCs w:val="false"/>
+          <w:caps w:val="false"/>
+          <w:smallCaps w:val="false"/>
+          <w:color w:val="000000"/>
+          <w:spacing w:val="0"/>
+          <w:szCs w:val="24"/>
+        </w:rPr>
+      </w:r>
+    </w:p>
+    <w:p>
+      <w:pPr>
+        <w:pStyle w:val="Normal"/>
+        <w:jc w:val="center"/>
+        <w:rPr>
+          <w:rFonts w:cs="Tahoma"/>
+          <w:bCs w:val="false"/>
+          <w:iCs w:val="false"/>
+          <w:caps w:val="false"/>
+          <w:smallCaps w:val="false"/>
+          <w:color w:val="000000"/>
+          <w:spacing w:val="0"/>
+          <w:szCs w:val="24"/>
+        </w:rPr>
+      </w:pPr>
+      <w:r>
+        <w:rPr>
+          <w:rFonts w:cs="Tahoma"/>
+          <w:bCs w:val="false"/>
+          <w:iCs w:val="false"/>
+          <w:caps w:val="false"/>
+          <w:smallCaps w:val="false"/>
+          <w:color w:val="000000"/>
+          <w:spacing w:val="0"/>
+          <w:szCs w:val="24"/>
+        </w:rPr>
+      </w:r>
+    </w:p>
+    <w:p>
+      <w:pPr>
+        <w:pStyle w:val="Normal"/>
+        <w:jc w:val="center"/>
+        <w:rPr>
+          <w:rFonts w:cs="Tahoma"/>
+          <w:bCs w:val="false"/>
+          <w:iCs w:val="false"/>
+          <w:caps w:val="false"/>
+          <w:smallCaps w:val="false"/>
+          <w:color w:val="000000"/>
+          <w:spacing w:val="0"/>
+          <w:szCs w:val="24"/>
+        </w:rPr>
+      </w:pPr>
+      <w:r>
+        <w:rPr>
+          <w:rFonts w:cs="Tahoma"/>
+          <w:bCs w:val="false"/>
+          <w:iCs w:val="false"/>
+          <w:caps w:val="false"/>
+          <w:smallCaps w:val="false"/>
+          <w:color w:val="000000"/>
+          <w:spacing w:val="0"/>
+          <w:szCs w:val="24"/>
+        </w:rPr>
+      </w:r>
+    </w:p>
+    <w:p>
+      <w:pPr>
+        <w:pStyle w:val="Normal"/>
+        <w:jc w:val="center"/>
+        <w:rPr/>
+      </w:pPr>
+      <w:r>
+        <w:rPr>
+          <w:rFonts w:cs="Tahoma"/>
+          <w:bCs w:val="false"/>
+          <w:iCs w:val="false"/>
+          <w:caps w:val="false"/>
+          <w:smallCaps w:val="false"/>
+          <w:color w:val="000000"/>
+          <w:spacing w:val="0"/>
+          <w:szCs w:val="24"/>
+        </w:rPr>
+        <w:t>🌺🌷🌺</w:t>
+      </w:r>
+    </w:p>
+    <w:p>
+      <w:pPr>
+        <w:pStyle w:val="Normal"/>
+        <w:jc w:val="center"/>
+        <w:rPr/>
+      </w:pPr>
+      <w:r>
+        <w:rPr>
+          <w:rFonts w:cs="Tahoma"/>
+          <w:bCs w:val="false"/>
+          <w:iCs w:val="false"/>
+          <w:caps w:val="false"/>
+          <w:smallCaps w:val="false"/>
+          <w:color w:val="000000"/>
+          <w:spacing w:val="0"/>
+          <w:szCs w:val="24"/>
         </w:rPr>
         <w:t xml:space="preserve"> </w:t>
       </w:r>
@@ -1326,77 +1989,33 @@
           <w:color w:val="000000"/>
           <w:spacing w:val="0"/>
           <w:szCs w:val="24"/>
-          <w:rtl w:val="true"/>
-        </w:rPr>
-        <w:t>مانده</w:t>
-      </w:r>
-    </w:p>
-    <w:p>
-      <w:pPr>
-        <w:pStyle w:val="Normal"/>
-        <w:jc w:val="center"/>
-        <w:rPr>
-          <w:rFonts w:cs="Tahoma"/>
-          <w:bCs w:val="false"/>
-          <w:iCs w:val="false"/>
-          <w:caps w:val="false"/>
-          <w:smallCaps w:val="false"/>
-          <w:spacing w:val="0"/>
-          <w:szCs w:val="24"/>
-        </w:rPr>
-      </w:pPr>
-      <w:r>
-        <w:rPr>
-          <w:color w:val="000000"/>
-        </w:rPr>
-      </w:r>
-    </w:p>
-    <w:p>
-      <w:pPr>
-        <w:pStyle w:val="Normal"/>
-        <w:jc w:val="center"/>
-        <w:rPr>
-          <w:color w:val="000000"/>
-        </w:rPr>
-      </w:pPr>
-      <w:r>
-        <w:rPr>
-          <w:rFonts w:cs="Tahoma"/>
-          <w:bCs w:val="false"/>
-          <w:iCs w:val="false"/>
-          <w:caps w:val="false"/>
-          <w:smallCaps w:val="false"/>
-          <w:color w:val="000000"/>
-          <w:spacing w:val="0"/>
-          <w:szCs w:val="24"/>
-          <w:rtl w:val="true"/>
-        </w:rPr>
-        <w:t xml:space="preserve">از </w:t>
-      </w:r>
-      <w:r>
-        <w:rPr>
-          <w:rFonts w:cs="Tahoma"/>
-          <w:bCs w:val="false"/>
-          <w:iCs w:val="false"/>
-          <w:caps w:val="false"/>
-          <w:smallCaps w:val="false"/>
-          <w:color w:val="000000"/>
-          <w:spacing w:val="0"/>
-          <w:szCs w:val="24"/>
-        </w:rPr>
-        <w:t>64</w:t>
-      </w:r>
-      <w:r>
-        <w:rPr>
-          <w:rFonts w:cs="Tahoma"/>
-          <w:bCs w:val="false"/>
-          <w:iCs w:val="false"/>
-          <w:caps w:val="false"/>
-          <w:smallCaps w:val="false"/>
-          <w:color w:val="000000"/>
-          <w:spacing w:val="0"/>
-          <w:szCs w:val="24"/>
-          <w:rtl w:val="true"/>
+        </w:rPr>
+        <w:t>...</w:t>
+      </w:r>
+      <w:r>
+        <w:rPr>
+          <w:rFonts w:cs="Tahoma"/>
+          <w:bCs w:val="false"/>
+          <w:iCs w:val="false"/>
+          <w:caps w:val="false"/>
+          <w:smallCaps w:val="false"/>
+          <w:color w:val="000000"/>
+          <w:spacing w:val="0"/>
+          <w:szCs w:val="24"/>
+          <w:rtl w:val="true"/>
+        </w:rPr>
+        <w:t>در این زمانه ی بی های و هوی لال پرست</w:t>
+      </w:r>
+      <w:r>
+        <w:rPr>
+          <w:rFonts w:cs="Tahoma"/>
+          <w:bCs w:val="false"/>
+          <w:iCs w:val="false"/>
+          <w:caps w:val="false"/>
+          <w:smallCaps w:val="false"/>
+          <w:color w:val="000000"/>
+          <w:spacing w:val="0"/>
+          <w:szCs w:val="24"/>
         </w:rPr>
         <w:t xml:space="preserve"> </w:t>
       </w:r>
@@ -1410,9 +2029,1878 @@
           <w:color w:val="000000"/>
           <w:spacing w:val="0"/>
           <w:szCs w:val="24"/>
-          <w:rtl w:val="true"/>
-        </w:rPr>
-        <w:t>به قبل مانده</w:t>
+        </w:rPr>
+        <w:t>...</w:t>
+      </w:r>
+    </w:p>
+    <w:p>
+      <w:pPr>
+        <w:pStyle w:val="Normal"/>
+        <w:jc w:val="center"/>
+        <w:rPr/>
+      </w:pPr>
+      <w:r>
+        <w:rPr>
+          <w:rFonts w:cs="Tahoma"/>
+          <w:bCs w:val="false"/>
+          <w:iCs w:val="false"/>
+          <w:caps w:val="false"/>
+          <w:smallCaps w:val="false"/>
+          <w:color w:val="000000"/>
+          <w:spacing w:val="0"/>
+          <w:szCs w:val="24"/>
+        </w:rPr>
+        <w:t>🌺🌷🌺</w:t>
+      </w:r>
+    </w:p>
+    <w:p>
+      <w:pPr>
+        <w:pStyle w:val="Normal"/>
+        <w:jc w:val="center"/>
+        <w:rPr>
+          <w:rFonts w:cs="Tahoma"/>
+          <w:bCs w:val="false"/>
+          <w:iCs w:val="false"/>
+          <w:caps w:val="false"/>
+          <w:smallCaps w:val="false"/>
+          <w:color w:val="000000"/>
+          <w:spacing w:val="0"/>
+          <w:szCs w:val="24"/>
+        </w:rPr>
+      </w:pPr>
+      <w:r>
+        <w:rPr>
+          <w:rFonts w:cs="Tahoma"/>
+          <w:bCs w:val="false"/>
+          <w:iCs w:val="false"/>
+          <w:caps w:val="false"/>
+          <w:smallCaps w:val="false"/>
+          <w:color w:val="000000"/>
+          <w:spacing w:val="0"/>
+          <w:szCs w:val="24"/>
+        </w:rPr>
+      </w:r>
+    </w:p>
+    <w:p>
+      <w:pPr>
+        <w:pStyle w:val="Normal"/>
+        <w:jc w:val="center"/>
+        <w:rPr>
+          <w:rFonts w:cs="Tahoma"/>
+          <w:bCs w:val="false"/>
+          <w:iCs w:val="false"/>
+          <w:caps w:val="false"/>
+          <w:smallCaps w:val="false"/>
+          <w:color w:val="000000"/>
+          <w:spacing w:val="0"/>
+          <w:szCs w:val="24"/>
+        </w:rPr>
+      </w:pPr>
+      <w:r>
+        <w:rPr>
+          <w:rFonts w:cs="Tahoma"/>
+          <w:bCs w:val="false"/>
+          <w:iCs w:val="false"/>
+          <w:caps w:val="false"/>
+          <w:smallCaps w:val="false"/>
+          <w:color w:val="000000"/>
+          <w:spacing w:val="0"/>
+          <w:szCs w:val="24"/>
+        </w:rPr>
+      </w:r>
+    </w:p>
+    <w:p>
+      <w:pPr>
+        <w:pStyle w:val="Normal"/>
+        <w:jc w:val="center"/>
+        <w:rPr>
+          <w:rFonts w:cs="Tahoma"/>
+          <w:bCs w:val="false"/>
+          <w:iCs w:val="false"/>
+          <w:caps w:val="false"/>
+          <w:smallCaps w:val="false"/>
+          <w:color w:val="000000"/>
+          <w:spacing w:val="0"/>
+          <w:szCs w:val="24"/>
+        </w:rPr>
+      </w:pPr>
+      <w:r>
+        <w:rPr>
+          <w:rFonts w:cs="Tahoma"/>
+          <w:bCs w:val="false"/>
+          <w:iCs w:val="false"/>
+          <w:caps w:val="false"/>
+          <w:smallCaps w:val="false"/>
+          <w:color w:val="000000"/>
+          <w:spacing w:val="0"/>
+          <w:szCs w:val="24"/>
+        </w:rPr>
+      </w:r>
+    </w:p>
+    <w:p>
+      <w:pPr>
+        <w:pStyle w:val="Normal"/>
+        <w:jc w:val="center"/>
+        <w:rPr/>
+      </w:pPr>
+      <w:r>
+        <w:rPr>
+          <w:rFonts w:cs="Tahoma"/>
+          <w:bCs w:val="false"/>
+          <w:iCs w:val="false"/>
+          <w:caps w:val="false"/>
+          <w:smallCaps w:val="false"/>
+          <w:color w:val="000000"/>
+          <w:spacing w:val="0"/>
+          <w:szCs w:val="24"/>
+        </w:rPr>
+        <w:t>🌺🌷🌺</w:t>
+      </w:r>
+    </w:p>
+    <w:p>
+      <w:pPr>
+        <w:pStyle w:val="Normal"/>
+        <w:jc w:val="center"/>
+        <w:rPr/>
+      </w:pPr>
+      <w:r>
+        <w:rPr>
+          <w:rFonts w:cs="Tahoma"/>
+          <w:bCs w:val="false"/>
+          <w:iCs w:val="false"/>
+          <w:caps w:val="false"/>
+          <w:smallCaps w:val="false"/>
+          <w:color w:val="000000"/>
+          <w:spacing w:val="0"/>
+          <w:szCs w:val="24"/>
+          <w:rtl w:val="true"/>
+        </w:rPr>
+        <w:t>من زنده بودم اما انگار مرده بودم</w:t>
+      </w:r>
+    </w:p>
+    <w:p>
+      <w:pPr>
+        <w:pStyle w:val="Normal"/>
+        <w:jc w:val="center"/>
+        <w:rPr/>
+      </w:pPr>
+      <w:r>
+        <w:rPr>
+          <w:rFonts w:cs="Tahoma"/>
+          <w:bCs w:val="false"/>
+          <w:iCs w:val="false"/>
+          <w:caps w:val="false"/>
+          <w:smallCaps w:val="false"/>
+          <w:color w:val="000000"/>
+          <w:spacing w:val="0"/>
+          <w:szCs w:val="24"/>
+          <w:rtl w:val="true"/>
+        </w:rPr>
+        <w:t>از بس که روزها را با شب شمرده بودم</w:t>
+      </w:r>
+    </w:p>
+    <w:p>
+      <w:pPr>
+        <w:pStyle w:val="Normal"/>
+        <w:jc w:val="center"/>
+        <w:rPr>
+          <w:rFonts w:cs="Tahoma"/>
+          <w:bCs w:val="false"/>
+          <w:iCs w:val="false"/>
+          <w:caps w:val="false"/>
+          <w:smallCaps w:val="false"/>
+          <w:color w:val="000000"/>
+          <w:spacing w:val="0"/>
+          <w:szCs w:val="24"/>
+        </w:rPr>
+      </w:pPr>
+      <w:r>
+        <w:rPr>
+          <w:rFonts w:cs="Tahoma"/>
+          <w:bCs w:val="false"/>
+          <w:iCs w:val="false"/>
+          <w:caps w:val="false"/>
+          <w:smallCaps w:val="false"/>
+          <w:color w:val="000000"/>
+          <w:spacing w:val="0"/>
+          <w:szCs w:val="24"/>
+        </w:rPr>
+      </w:r>
+    </w:p>
+    <w:p>
+      <w:pPr>
+        <w:pStyle w:val="Normal"/>
+        <w:jc w:val="center"/>
+        <w:rPr/>
+      </w:pPr>
+      <w:r>
+        <w:rPr>
+          <w:rFonts w:cs="Tahoma"/>
+          <w:bCs w:val="false"/>
+          <w:iCs w:val="false"/>
+          <w:caps w:val="false"/>
+          <w:smallCaps w:val="false"/>
+          <w:color w:val="000000"/>
+          <w:spacing w:val="0"/>
+          <w:szCs w:val="24"/>
+          <w:rtl w:val="true"/>
+        </w:rPr>
+        <w:t>ده سال دور و تنها، تنها به جرم اینکه</w:t>
+      </w:r>
+      <w:r>
+        <w:rPr>
+          <w:rFonts w:cs="Tahoma"/>
+          <w:bCs w:val="false"/>
+          <w:iCs w:val="false"/>
+          <w:caps w:val="false"/>
+          <w:smallCaps w:val="false"/>
+          <w:color w:val="000000"/>
+          <w:spacing w:val="0"/>
+          <w:szCs w:val="24"/>
+        </w:rPr>
+        <w:t>:</w:t>
+      </w:r>
+    </w:p>
+    <w:p>
+      <w:pPr>
+        <w:pStyle w:val="Normal"/>
+        <w:jc w:val="center"/>
+        <w:rPr/>
+      </w:pPr>
+      <w:r>
+        <w:rPr>
+          <w:rFonts w:cs="Tahoma"/>
+          <w:bCs w:val="false"/>
+          <w:iCs w:val="false"/>
+          <w:caps w:val="false"/>
+          <w:smallCaps w:val="false"/>
+          <w:color w:val="000000"/>
+          <w:spacing w:val="0"/>
+          <w:szCs w:val="24"/>
+          <w:rtl w:val="true"/>
+        </w:rPr>
+        <w:t>او سرسپرده می‌خواست، من دل سپرده بودم</w:t>
+      </w:r>
+    </w:p>
+    <w:p>
+      <w:pPr>
+        <w:pStyle w:val="Normal"/>
+        <w:jc w:val="center"/>
+        <w:rPr>
+          <w:rFonts w:cs="Tahoma"/>
+          <w:bCs w:val="false"/>
+          <w:iCs w:val="false"/>
+          <w:caps w:val="false"/>
+          <w:smallCaps w:val="false"/>
+          <w:color w:val="000000"/>
+          <w:spacing w:val="0"/>
+          <w:szCs w:val="24"/>
+        </w:rPr>
+      </w:pPr>
+      <w:r>
+        <w:rPr>
+          <w:rFonts w:cs="Tahoma"/>
+          <w:bCs w:val="false"/>
+          <w:iCs w:val="false"/>
+          <w:caps w:val="false"/>
+          <w:smallCaps w:val="false"/>
+          <w:color w:val="000000"/>
+          <w:spacing w:val="0"/>
+          <w:szCs w:val="24"/>
+        </w:rPr>
+      </w:r>
+    </w:p>
+    <w:p>
+      <w:pPr>
+        <w:pStyle w:val="Normal"/>
+        <w:jc w:val="center"/>
+        <w:rPr/>
+      </w:pPr>
+      <w:r>
+        <w:rPr>
+          <w:rFonts w:cs="Tahoma"/>
+          <w:bCs w:val="false"/>
+          <w:iCs w:val="false"/>
+          <w:caps w:val="false"/>
+          <w:smallCaps w:val="false"/>
+          <w:color w:val="000000"/>
+          <w:spacing w:val="0"/>
+          <w:szCs w:val="24"/>
+        </w:rPr>
+        <w:t>🌺🌷🌺</w:t>
+      </w:r>
+    </w:p>
+    <w:p>
+      <w:pPr>
+        <w:pStyle w:val="Normal"/>
+        <w:jc w:val="center"/>
+        <w:rPr>
+          <w:rFonts w:cs="Tahoma"/>
+          <w:bCs w:val="false"/>
+          <w:iCs w:val="false"/>
+          <w:caps w:val="false"/>
+          <w:smallCaps w:val="false"/>
+          <w:color w:val="000000"/>
+          <w:spacing w:val="0"/>
+          <w:szCs w:val="24"/>
+        </w:rPr>
+      </w:pPr>
+      <w:r>
+        <w:rPr>
+          <w:rFonts w:cs="Tahoma"/>
+          <w:bCs w:val="false"/>
+          <w:iCs w:val="false"/>
+          <w:caps w:val="false"/>
+          <w:smallCaps w:val="false"/>
+          <w:color w:val="000000"/>
+          <w:spacing w:val="0"/>
+          <w:szCs w:val="24"/>
+        </w:rPr>
+      </w:r>
+    </w:p>
+    <w:p>
+      <w:pPr>
+        <w:pStyle w:val="Normal"/>
+        <w:jc w:val="center"/>
+        <w:rPr>
+          <w:rFonts w:cs="Tahoma"/>
+          <w:bCs w:val="false"/>
+          <w:iCs w:val="false"/>
+          <w:caps w:val="false"/>
+          <w:smallCaps w:val="false"/>
+          <w:color w:val="000000"/>
+          <w:spacing w:val="0"/>
+          <w:szCs w:val="24"/>
+        </w:rPr>
+      </w:pPr>
+      <w:r>
+        <w:rPr>
+          <w:rFonts w:cs="Tahoma"/>
+          <w:bCs w:val="false"/>
+          <w:iCs w:val="false"/>
+          <w:caps w:val="false"/>
+          <w:smallCaps w:val="false"/>
+          <w:color w:val="000000"/>
+          <w:spacing w:val="0"/>
+          <w:szCs w:val="24"/>
+        </w:rPr>
+      </w:r>
+    </w:p>
+    <w:p>
+      <w:pPr>
+        <w:pStyle w:val="Normal"/>
+        <w:jc w:val="center"/>
+        <w:rPr/>
+      </w:pPr>
+      <w:r>
+        <w:rPr>
+          <w:rFonts w:cs="Tahoma"/>
+          <w:bCs w:val="false"/>
+          <w:iCs w:val="false"/>
+          <w:caps w:val="false"/>
+          <w:smallCaps w:val="false"/>
+          <w:color w:val="000000"/>
+          <w:spacing w:val="0"/>
+          <w:szCs w:val="24"/>
+        </w:rPr>
+        <w:t>🌺🌷🌺</w:t>
+      </w:r>
+    </w:p>
+    <w:p>
+      <w:pPr>
+        <w:pStyle w:val="Normal"/>
+        <w:jc w:val="center"/>
+        <w:rPr/>
+      </w:pPr>
+      <w:r>
+        <w:rPr>
+          <w:rFonts w:cs="Tahoma"/>
+          <w:bCs w:val="false"/>
+          <w:iCs w:val="false"/>
+          <w:caps w:val="false"/>
+          <w:smallCaps w:val="false"/>
+          <w:color w:val="000000"/>
+          <w:spacing w:val="0"/>
+          <w:szCs w:val="24"/>
+          <w:rtl w:val="true"/>
+        </w:rPr>
+        <w:t>تنهایی ام را با تو قسمت می کنم</w:t>
+      </w:r>
+      <w:r>
+        <w:rPr>
+          <w:rFonts w:cs="Tahoma"/>
+          <w:bCs w:val="false"/>
+          <w:iCs w:val="false"/>
+          <w:caps w:val="false"/>
+          <w:smallCaps w:val="false"/>
+          <w:color w:val="000000"/>
+          <w:spacing w:val="0"/>
+          <w:szCs w:val="24"/>
+        </w:rPr>
+        <w:t xml:space="preserve"> </w:t>
+      </w:r>
+      <w:r>
+        <w:rPr>
+          <w:rFonts w:cs="Tahoma"/>
+          <w:bCs w:val="false"/>
+          <w:iCs w:val="false"/>
+          <w:caps w:val="false"/>
+          <w:smallCaps w:val="false"/>
+          <w:color w:val="000000"/>
+          <w:spacing w:val="0"/>
+          <w:szCs w:val="24"/>
+        </w:rPr>
+        <w:t>...</w:t>
+      </w:r>
+    </w:p>
+    <w:p>
+      <w:pPr>
+        <w:pStyle w:val="Normal"/>
+        <w:jc w:val="center"/>
+        <w:rPr/>
+      </w:pPr>
+      <w:r>
+        <w:rPr>
+          <w:rFonts w:cs="Tahoma"/>
+          <w:bCs w:val="false"/>
+          <w:iCs w:val="false"/>
+          <w:caps w:val="false"/>
+          <w:smallCaps w:val="false"/>
+          <w:color w:val="000000"/>
+          <w:spacing w:val="0"/>
+          <w:szCs w:val="24"/>
+        </w:rPr>
+        <w:t>🌺🌷🌺</w:t>
+      </w:r>
+    </w:p>
+    <w:p>
+      <w:pPr>
+        <w:pStyle w:val="Normal"/>
+        <w:jc w:val="center"/>
+        <w:rPr>
+          <w:rFonts w:cs="Tahoma"/>
+          <w:bCs w:val="false"/>
+          <w:iCs w:val="false"/>
+          <w:caps w:val="false"/>
+          <w:smallCaps w:val="false"/>
+          <w:color w:val="000000"/>
+          <w:spacing w:val="0"/>
+          <w:szCs w:val="24"/>
+        </w:rPr>
+      </w:pPr>
+      <w:r>
+        <w:rPr>
+          <w:rFonts w:cs="Tahoma"/>
+          <w:bCs w:val="false"/>
+          <w:iCs w:val="false"/>
+          <w:caps w:val="false"/>
+          <w:smallCaps w:val="false"/>
+          <w:color w:val="000000"/>
+          <w:spacing w:val="0"/>
+          <w:szCs w:val="24"/>
+        </w:rPr>
+      </w:r>
+    </w:p>
+    <w:p>
+      <w:pPr>
+        <w:pStyle w:val="Normal"/>
+        <w:jc w:val="center"/>
+        <w:rPr>
+          <w:rFonts w:cs="Tahoma"/>
+          <w:bCs w:val="false"/>
+          <w:iCs w:val="false"/>
+          <w:caps w:val="false"/>
+          <w:smallCaps w:val="false"/>
+          <w:color w:val="000000"/>
+          <w:spacing w:val="0"/>
+          <w:szCs w:val="24"/>
+        </w:rPr>
+      </w:pPr>
+      <w:r>
+        <w:rPr>
+          <w:rFonts w:cs="Tahoma"/>
+          <w:bCs w:val="false"/>
+          <w:iCs w:val="false"/>
+          <w:caps w:val="false"/>
+          <w:smallCaps w:val="false"/>
+          <w:color w:val="000000"/>
+          <w:spacing w:val="0"/>
+          <w:szCs w:val="24"/>
+        </w:rPr>
+      </w:r>
+    </w:p>
+    <w:p>
+      <w:pPr>
+        <w:pStyle w:val="Normal"/>
+        <w:jc w:val="center"/>
+        <w:rPr>
+          <w:rFonts w:cs="Tahoma"/>
+          <w:bCs w:val="false"/>
+          <w:iCs w:val="false"/>
+          <w:caps w:val="false"/>
+          <w:smallCaps w:val="false"/>
+          <w:color w:val="000000"/>
+          <w:spacing w:val="0"/>
+          <w:szCs w:val="24"/>
+        </w:rPr>
+      </w:pPr>
+      <w:r>
+        <w:rPr>
+          <w:rFonts w:cs="Tahoma"/>
+          <w:bCs w:val="false"/>
+          <w:iCs w:val="false"/>
+          <w:caps w:val="false"/>
+          <w:smallCaps w:val="false"/>
+          <w:color w:val="000000"/>
+          <w:spacing w:val="0"/>
+          <w:szCs w:val="24"/>
+        </w:rPr>
+      </w:r>
+    </w:p>
+    <w:p>
+      <w:pPr>
+        <w:pStyle w:val="Normal"/>
+        <w:jc w:val="center"/>
+        <w:rPr/>
+      </w:pPr>
+      <w:r>
+        <w:rPr>
+          <w:rFonts w:cs="Tahoma"/>
+          <w:bCs w:val="false"/>
+          <w:iCs w:val="false"/>
+          <w:caps w:val="false"/>
+          <w:smallCaps w:val="false"/>
+          <w:color w:val="000000"/>
+          <w:spacing w:val="0"/>
+          <w:szCs w:val="24"/>
+        </w:rPr>
+        <w:t>🌺🌷🌺</w:t>
+      </w:r>
+    </w:p>
+    <w:p>
+      <w:pPr>
+        <w:pStyle w:val="Normal"/>
+        <w:jc w:val="center"/>
+        <w:rPr/>
+      </w:pPr>
+      <w:r>
+        <w:rPr>
+          <w:rFonts w:cs="Tahoma"/>
+          <w:bCs w:val="false"/>
+          <w:iCs w:val="false"/>
+          <w:caps w:val="false"/>
+          <w:smallCaps w:val="false"/>
+          <w:color w:val="000000"/>
+          <w:spacing w:val="0"/>
+          <w:szCs w:val="24"/>
+          <w:rtl w:val="true"/>
+        </w:rPr>
+        <w:t>این شفق است یا فلق؟</w:t>
+      </w:r>
+      <w:r>
+        <w:rPr>
+          <w:rFonts w:cs="Tahoma"/>
+          <w:bCs w:val="false"/>
+          <w:iCs w:val="false"/>
+          <w:caps w:val="false"/>
+          <w:smallCaps w:val="false"/>
+          <w:color w:val="000000"/>
+          <w:spacing w:val="0"/>
+          <w:szCs w:val="24"/>
+        </w:rPr>
+        <w:t xml:space="preserve"> </w:t>
+      </w:r>
+      <w:r>
+        <w:rPr>
+          <w:rFonts w:cs="Tahoma"/>
+          <w:bCs w:val="false"/>
+          <w:iCs w:val="false"/>
+          <w:caps w:val="false"/>
+          <w:smallCaps w:val="false"/>
+          <w:color w:val="000000"/>
+          <w:spacing w:val="0"/>
+          <w:szCs w:val="24"/>
+        </w:rPr>
+        <w:t>...</w:t>
+      </w:r>
+    </w:p>
+    <w:p>
+      <w:pPr>
+        <w:pStyle w:val="Normal"/>
+        <w:jc w:val="center"/>
+        <w:rPr/>
+      </w:pPr>
+      <w:r>
+        <w:rPr>
+          <w:rFonts w:cs="Tahoma"/>
+          <w:bCs w:val="false"/>
+          <w:iCs w:val="false"/>
+          <w:caps w:val="false"/>
+          <w:smallCaps w:val="false"/>
+          <w:color w:val="000000"/>
+          <w:spacing w:val="0"/>
+          <w:szCs w:val="24"/>
+        </w:rPr>
+        <w:t>🌺🌷🌺</w:t>
+      </w:r>
+    </w:p>
+    <w:p>
+      <w:pPr>
+        <w:pStyle w:val="Normal"/>
+        <w:jc w:val="center"/>
+        <w:rPr>
+          <w:rFonts w:cs="Tahoma"/>
+          <w:bCs w:val="false"/>
+          <w:iCs w:val="false"/>
+          <w:caps w:val="false"/>
+          <w:smallCaps w:val="false"/>
+          <w:color w:val="000000"/>
+          <w:spacing w:val="0"/>
+          <w:szCs w:val="24"/>
+        </w:rPr>
+      </w:pPr>
+      <w:r>
+        <w:rPr>
+          <w:rFonts w:cs="Tahoma"/>
+          <w:bCs w:val="false"/>
+          <w:iCs w:val="false"/>
+          <w:caps w:val="false"/>
+          <w:smallCaps w:val="false"/>
+          <w:color w:val="000000"/>
+          <w:spacing w:val="0"/>
+          <w:szCs w:val="24"/>
+        </w:rPr>
+      </w:r>
+    </w:p>
+    <w:p>
+      <w:pPr>
+        <w:pStyle w:val="Normal"/>
+        <w:jc w:val="center"/>
+        <w:rPr>
+          <w:rFonts w:cs="Tahoma"/>
+          <w:bCs w:val="false"/>
+          <w:iCs w:val="false"/>
+          <w:caps w:val="false"/>
+          <w:smallCaps w:val="false"/>
+          <w:color w:val="000000"/>
+          <w:spacing w:val="0"/>
+          <w:szCs w:val="24"/>
+        </w:rPr>
+      </w:pPr>
+      <w:r>
+        <w:rPr>
+          <w:rFonts w:cs="Tahoma"/>
+          <w:bCs w:val="false"/>
+          <w:iCs w:val="false"/>
+          <w:caps w:val="false"/>
+          <w:smallCaps w:val="false"/>
+          <w:color w:val="000000"/>
+          <w:spacing w:val="0"/>
+          <w:szCs w:val="24"/>
+        </w:rPr>
+      </w:r>
+    </w:p>
+    <w:p>
+      <w:pPr>
+        <w:pStyle w:val="Normal"/>
+        <w:jc w:val="center"/>
+        <w:rPr>
+          <w:rFonts w:cs="Tahoma"/>
+          <w:bCs w:val="false"/>
+          <w:iCs w:val="false"/>
+          <w:caps w:val="false"/>
+          <w:smallCaps w:val="false"/>
+          <w:color w:val="000000"/>
+          <w:spacing w:val="0"/>
+          <w:szCs w:val="24"/>
+        </w:rPr>
+      </w:pPr>
+      <w:r>
+        <w:rPr>
+          <w:rFonts w:cs="Tahoma"/>
+          <w:bCs w:val="false"/>
+          <w:iCs w:val="false"/>
+          <w:caps w:val="false"/>
+          <w:smallCaps w:val="false"/>
+          <w:color w:val="000000"/>
+          <w:spacing w:val="0"/>
+          <w:szCs w:val="24"/>
+        </w:rPr>
+      </w:r>
+    </w:p>
+    <w:p>
+      <w:pPr>
+        <w:pStyle w:val="Normal"/>
+        <w:jc w:val="center"/>
+        <w:rPr/>
+      </w:pPr>
+      <w:r>
+        <w:rPr>
+          <w:rFonts w:cs="Tahoma"/>
+          <w:bCs w:val="false"/>
+          <w:iCs w:val="false"/>
+          <w:caps w:val="false"/>
+          <w:smallCaps w:val="false"/>
+          <w:color w:val="000000"/>
+          <w:spacing w:val="0"/>
+          <w:szCs w:val="24"/>
+        </w:rPr>
+        <w:t>🌺🌷🌺</w:t>
+      </w:r>
+    </w:p>
+    <w:p>
+      <w:pPr>
+        <w:pStyle w:val="Normal"/>
+        <w:jc w:val="center"/>
+        <w:rPr/>
+      </w:pPr>
+      <w:r>
+        <w:rPr>
+          <w:rFonts w:cs="Tahoma"/>
+          <w:bCs w:val="false"/>
+          <w:iCs w:val="false"/>
+          <w:caps w:val="false"/>
+          <w:smallCaps w:val="false"/>
+          <w:color w:val="000000"/>
+          <w:spacing w:val="0"/>
+          <w:szCs w:val="24"/>
+          <w:rtl w:val="true"/>
+        </w:rPr>
+        <w:t>با همه ی بی سر و سامانی ام</w:t>
+      </w:r>
+      <w:r>
+        <w:rPr>
+          <w:rFonts w:cs="Tahoma"/>
+          <w:bCs w:val="false"/>
+          <w:iCs w:val="false"/>
+          <w:caps w:val="false"/>
+          <w:smallCaps w:val="false"/>
+          <w:color w:val="000000"/>
+          <w:spacing w:val="0"/>
+          <w:szCs w:val="24"/>
+        </w:rPr>
+        <w:t xml:space="preserve"> </w:t>
+      </w:r>
+      <w:r>
+        <w:rPr>
+          <w:rFonts w:cs="Tahoma"/>
+          <w:bCs w:val="false"/>
+          <w:iCs w:val="false"/>
+          <w:caps w:val="false"/>
+          <w:smallCaps w:val="false"/>
+          <w:color w:val="000000"/>
+          <w:spacing w:val="0"/>
+          <w:szCs w:val="24"/>
+        </w:rPr>
+        <w:t>...</w:t>
+      </w:r>
+    </w:p>
+    <w:p>
+      <w:pPr>
+        <w:pStyle w:val="Normal"/>
+        <w:jc w:val="center"/>
+        <w:rPr/>
+      </w:pPr>
+      <w:r>
+        <w:rPr>
+          <w:rFonts w:cs="Tahoma"/>
+          <w:bCs w:val="false"/>
+          <w:iCs w:val="false"/>
+          <w:caps w:val="false"/>
+          <w:smallCaps w:val="false"/>
+          <w:color w:val="000000"/>
+          <w:spacing w:val="0"/>
+          <w:szCs w:val="24"/>
+        </w:rPr>
+        <w:t>🌺🌷🌺</w:t>
+      </w:r>
+    </w:p>
+    <w:p>
+      <w:pPr>
+        <w:pStyle w:val="Normal"/>
+        <w:jc w:val="center"/>
+        <w:rPr>
+          <w:rFonts w:cs="Tahoma"/>
+          <w:bCs w:val="false"/>
+          <w:iCs w:val="false"/>
+          <w:caps w:val="false"/>
+          <w:smallCaps w:val="false"/>
+          <w:color w:val="000000"/>
+          <w:spacing w:val="0"/>
+          <w:szCs w:val="24"/>
+        </w:rPr>
+      </w:pPr>
+      <w:r>
+        <w:rPr>
+          <w:rFonts w:cs="Tahoma"/>
+          <w:bCs w:val="false"/>
+          <w:iCs w:val="false"/>
+          <w:caps w:val="false"/>
+          <w:smallCaps w:val="false"/>
+          <w:color w:val="000000"/>
+          <w:spacing w:val="0"/>
+          <w:szCs w:val="24"/>
+        </w:rPr>
+      </w:r>
+    </w:p>
+    <w:p>
+      <w:pPr>
+        <w:pStyle w:val="Normal"/>
+        <w:jc w:val="center"/>
+        <w:rPr>
+          <w:rFonts w:cs="Tahoma"/>
+          <w:bCs w:val="false"/>
+          <w:iCs w:val="false"/>
+          <w:caps w:val="false"/>
+          <w:smallCaps w:val="false"/>
+          <w:color w:val="000000"/>
+          <w:spacing w:val="0"/>
+          <w:szCs w:val="24"/>
+        </w:rPr>
+      </w:pPr>
+      <w:r>
+        <w:rPr>
+          <w:rFonts w:cs="Tahoma"/>
+          <w:bCs w:val="false"/>
+          <w:iCs w:val="false"/>
+          <w:caps w:val="false"/>
+          <w:smallCaps w:val="false"/>
+          <w:color w:val="000000"/>
+          <w:spacing w:val="0"/>
+          <w:szCs w:val="24"/>
+        </w:rPr>
+      </w:r>
+    </w:p>
+    <w:p>
+      <w:pPr>
+        <w:pStyle w:val="Normal"/>
+        <w:jc w:val="center"/>
+        <w:rPr>
+          <w:rFonts w:cs="Tahoma"/>
+          <w:bCs w:val="false"/>
+          <w:iCs w:val="false"/>
+          <w:caps w:val="false"/>
+          <w:smallCaps w:val="false"/>
+          <w:color w:val="000000"/>
+          <w:spacing w:val="0"/>
+          <w:szCs w:val="24"/>
+        </w:rPr>
+      </w:pPr>
+      <w:r>
+        <w:rPr>
+          <w:rFonts w:cs="Tahoma"/>
+          <w:bCs w:val="false"/>
+          <w:iCs w:val="false"/>
+          <w:caps w:val="false"/>
+          <w:smallCaps w:val="false"/>
+          <w:color w:val="000000"/>
+          <w:spacing w:val="0"/>
+          <w:szCs w:val="24"/>
+        </w:rPr>
+      </w:r>
+    </w:p>
+    <w:p>
+      <w:pPr>
+        <w:pStyle w:val="Normal"/>
+        <w:jc w:val="center"/>
+        <w:rPr/>
+      </w:pPr>
+      <w:r>
+        <w:rPr>
+          <w:rFonts w:cs="Tahoma"/>
+          <w:bCs w:val="false"/>
+          <w:iCs w:val="false"/>
+          <w:caps w:val="false"/>
+          <w:smallCaps w:val="false"/>
+          <w:color w:val="000000"/>
+          <w:spacing w:val="0"/>
+          <w:szCs w:val="24"/>
+        </w:rPr>
+        <w:t>🌺🌷🌺</w:t>
+      </w:r>
+    </w:p>
+    <w:p>
+      <w:pPr>
+        <w:pStyle w:val="Normal"/>
+        <w:jc w:val="center"/>
+        <w:rPr/>
+      </w:pPr>
+      <w:r>
+        <w:rPr>
+          <w:rFonts w:cs="Tahoma"/>
+          <w:bCs w:val="false"/>
+          <w:iCs w:val="false"/>
+          <w:caps w:val="false"/>
+          <w:smallCaps w:val="false"/>
+          <w:color w:val="000000"/>
+          <w:spacing w:val="0"/>
+          <w:szCs w:val="24"/>
+          <w:rtl w:val="true"/>
+        </w:rPr>
+        <w:t>این جا برای از تو نوشتن هوا کم است</w:t>
+      </w:r>
+      <w:r>
+        <w:rPr>
+          <w:rFonts w:cs="Tahoma"/>
+          <w:bCs w:val="false"/>
+          <w:iCs w:val="false"/>
+          <w:caps w:val="false"/>
+          <w:smallCaps w:val="false"/>
+          <w:color w:val="000000"/>
+          <w:spacing w:val="0"/>
+          <w:szCs w:val="24"/>
+        </w:rPr>
+        <w:t xml:space="preserve"> </w:t>
+      </w:r>
+      <w:r>
+        <w:rPr>
+          <w:rFonts w:cs="Tahoma"/>
+          <w:bCs w:val="false"/>
+          <w:iCs w:val="false"/>
+          <w:caps w:val="false"/>
+          <w:smallCaps w:val="false"/>
+          <w:color w:val="000000"/>
+          <w:spacing w:val="0"/>
+          <w:szCs w:val="24"/>
+        </w:rPr>
+        <w:t>...</w:t>
+      </w:r>
+    </w:p>
+    <w:p>
+      <w:pPr>
+        <w:pStyle w:val="Normal"/>
+        <w:jc w:val="center"/>
+        <w:rPr/>
+      </w:pPr>
+      <w:r>
+        <w:rPr>
+          <w:rFonts w:cs="Tahoma"/>
+          <w:bCs w:val="false"/>
+          <w:iCs w:val="false"/>
+          <w:caps w:val="false"/>
+          <w:smallCaps w:val="false"/>
+          <w:color w:val="000000"/>
+          <w:spacing w:val="0"/>
+          <w:szCs w:val="24"/>
+        </w:rPr>
+        <w:t>🌺🌷🌺</w:t>
+      </w:r>
+    </w:p>
+    <w:p>
+      <w:pPr>
+        <w:pStyle w:val="Normal"/>
+        <w:jc w:val="center"/>
+        <w:rPr>
+          <w:rFonts w:cs="Tahoma"/>
+          <w:bCs w:val="false"/>
+          <w:iCs w:val="false"/>
+          <w:caps w:val="false"/>
+          <w:smallCaps w:val="false"/>
+          <w:color w:val="000000"/>
+          <w:spacing w:val="0"/>
+          <w:szCs w:val="24"/>
+        </w:rPr>
+      </w:pPr>
+      <w:r>
+        <w:rPr>
+          <w:rFonts w:cs="Tahoma"/>
+          <w:bCs w:val="false"/>
+          <w:iCs w:val="false"/>
+          <w:caps w:val="false"/>
+          <w:smallCaps w:val="false"/>
+          <w:color w:val="000000"/>
+          <w:spacing w:val="0"/>
+          <w:szCs w:val="24"/>
+        </w:rPr>
+      </w:r>
+    </w:p>
+    <w:p>
+      <w:pPr>
+        <w:pStyle w:val="Normal"/>
+        <w:jc w:val="center"/>
+        <w:rPr>
+          <w:rFonts w:cs="Tahoma"/>
+          <w:bCs w:val="false"/>
+          <w:iCs w:val="false"/>
+          <w:caps w:val="false"/>
+          <w:smallCaps w:val="false"/>
+          <w:color w:val="000000"/>
+          <w:spacing w:val="0"/>
+          <w:szCs w:val="24"/>
+        </w:rPr>
+      </w:pPr>
+      <w:r>
+        <w:rPr>
+          <w:rFonts w:cs="Tahoma"/>
+          <w:bCs w:val="false"/>
+          <w:iCs w:val="false"/>
+          <w:caps w:val="false"/>
+          <w:smallCaps w:val="false"/>
+          <w:color w:val="000000"/>
+          <w:spacing w:val="0"/>
+          <w:szCs w:val="24"/>
+        </w:rPr>
+      </w:r>
+    </w:p>
+    <w:p>
+      <w:pPr>
+        <w:pStyle w:val="Normal"/>
+        <w:jc w:val="center"/>
+        <w:rPr/>
+      </w:pPr>
+      <w:r>
+        <w:rPr>
+          <w:rFonts w:cs="Tahoma"/>
+          <w:bCs w:val="false"/>
+          <w:iCs w:val="false"/>
+          <w:caps w:val="false"/>
+          <w:smallCaps w:val="false"/>
+          <w:color w:val="000000"/>
+          <w:spacing w:val="0"/>
+          <w:szCs w:val="24"/>
+        </w:rPr>
+        <w:t>🌺🌷🌺</w:t>
+      </w:r>
+    </w:p>
+    <w:p>
+      <w:pPr>
+        <w:pStyle w:val="Normal"/>
+        <w:jc w:val="center"/>
+        <w:rPr/>
+      </w:pPr>
+      <w:r>
+        <w:rPr>
+          <w:rFonts w:cs="Tahoma"/>
+          <w:bCs w:val="false"/>
+          <w:iCs w:val="false"/>
+          <w:caps w:val="false"/>
+          <w:smallCaps w:val="false"/>
+          <w:color w:val="000000"/>
+          <w:spacing w:val="0"/>
+          <w:szCs w:val="24"/>
+          <w:rtl w:val="true"/>
+        </w:rPr>
+        <w:t xml:space="preserve">تا بود سر به‌زیر تر از آبشار بود </w:t>
+      </w:r>
+      <w:r>
+        <w:rPr>
+          <w:rFonts w:cs="Tahoma"/>
+          <w:bCs w:val="false"/>
+          <w:iCs w:val="false"/>
+          <w:caps w:val="false"/>
+          <w:smallCaps w:val="false"/>
+          <w:color w:val="000000"/>
+          <w:spacing w:val="0"/>
+          <w:szCs w:val="24"/>
+          <w:rtl w:val="true"/>
+        </w:rPr>
+        <w:t xml:space="preserve">( </w:t>
+      </w:r>
+      <w:r>
+        <w:rPr>
+          <w:rFonts w:cs="Tahoma"/>
+          <w:bCs w:val="false"/>
+          <w:iCs w:val="false"/>
+          <w:caps w:val="false"/>
+          <w:smallCaps w:val="false"/>
+          <w:color w:val="000000"/>
+          <w:spacing w:val="0"/>
+          <w:szCs w:val="24"/>
+          <w:rtl w:val="true"/>
+        </w:rPr>
+        <w:t>به یاد قیصر امین پور</w:t>
+      </w:r>
+      <w:r>
+        <w:rPr>
+          <w:rFonts w:cs="Tahoma"/>
+          <w:bCs w:val="false"/>
+          <w:iCs w:val="false"/>
+          <w:caps w:val="false"/>
+          <w:smallCaps w:val="false"/>
+          <w:color w:val="000000"/>
+          <w:spacing w:val="0"/>
+          <w:szCs w:val="24"/>
+          <w:rtl w:val="true"/>
+        </w:rPr>
+        <w:t>)</w:t>
+      </w:r>
+      <w:r>
+        <w:rPr>
+          <w:rFonts w:cs="Tahoma"/>
+          <w:bCs w:val="false"/>
+          <w:iCs w:val="false"/>
+          <w:caps w:val="false"/>
+          <w:smallCaps w:val="false"/>
+          <w:color w:val="000000"/>
+          <w:spacing w:val="0"/>
+          <w:szCs w:val="24"/>
+        </w:rPr>
+        <w:t xml:space="preserve"> ...</w:t>
+      </w:r>
+    </w:p>
+    <w:p>
+      <w:pPr>
+        <w:pStyle w:val="Normal"/>
+        <w:jc w:val="center"/>
+        <w:rPr/>
+      </w:pPr>
+      <w:bookmarkStart w:id="0" w:name="__DdeLink__53_1311014807"/>
+      <w:bookmarkEnd w:id="0"/>
+      <w:r>
+        <w:rPr>
+          <w:rFonts w:cs="Tahoma"/>
+          <w:bCs w:val="false"/>
+          <w:iCs w:val="false"/>
+          <w:caps w:val="false"/>
+          <w:smallCaps w:val="false"/>
+          <w:color w:val="000000"/>
+          <w:spacing w:val="0"/>
+          <w:szCs w:val="24"/>
+        </w:rPr>
+        <w:t>🌺🌷🌺</w:t>
+      </w:r>
+    </w:p>
+    <w:p>
+      <w:pPr>
+        <w:pStyle w:val="Normal"/>
+        <w:jc w:val="center"/>
+        <w:rPr>
+          <w:rFonts w:cs="Tahoma"/>
+          <w:bCs w:val="false"/>
+          <w:iCs w:val="false"/>
+          <w:caps w:val="false"/>
+          <w:smallCaps w:val="false"/>
+          <w:color w:val="000000"/>
+          <w:spacing w:val="0"/>
+          <w:szCs w:val="24"/>
+        </w:rPr>
+      </w:pPr>
+      <w:r>
+        <w:rPr>
+          <w:rFonts w:cs="Tahoma"/>
+          <w:bCs w:val="false"/>
+          <w:iCs w:val="false"/>
+          <w:caps w:val="false"/>
+          <w:smallCaps w:val="false"/>
+          <w:color w:val="000000"/>
+          <w:spacing w:val="0"/>
+          <w:szCs w:val="24"/>
+        </w:rPr>
+      </w:r>
+    </w:p>
+    <w:p>
+      <w:pPr>
+        <w:pStyle w:val="Normal"/>
+        <w:jc w:val="center"/>
+        <w:rPr>
+          <w:rFonts w:cs="Tahoma"/>
+          <w:bCs w:val="false"/>
+          <w:iCs w:val="false"/>
+          <w:caps w:val="false"/>
+          <w:smallCaps w:val="false"/>
+          <w:color w:val="000000"/>
+          <w:spacing w:val="0"/>
+          <w:szCs w:val="24"/>
+        </w:rPr>
+      </w:pPr>
+      <w:r>
+        <w:rPr>
+          <w:rFonts w:cs="Tahoma"/>
+          <w:bCs w:val="false"/>
+          <w:iCs w:val="false"/>
+          <w:caps w:val="false"/>
+          <w:smallCaps w:val="false"/>
+          <w:color w:val="000000"/>
+          <w:spacing w:val="0"/>
+          <w:szCs w:val="24"/>
+        </w:rPr>
+      </w:r>
+    </w:p>
+    <w:p>
+      <w:pPr>
+        <w:pStyle w:val="Normal"/>
+        <w:jc w:val="center"/>
+        <w:rPr>
+          <w:rFonts w:cs="Tahoma"/>
+          <w:bCs w:val="false"/>
+          <w:iCs w:val="false"/>
+          <w:caps w:val="false"/>
+          <w:smallCaps w:val="false"/>
+          <w:color w:val="000000"/>
+          <w:spacing w:val="0"/>
+          <w:szCs w:val="24"/>
+        </w:rPr>
+      </w:pPr>
+      <w:r>
+        <w:rPr>
+          <w:rFonts w:cs="Tahoma"/>
+          <w:bCs w:val="false"/>
+          <w:iCs w:val="false"/>
+          <w:caps w:val="false"/>
+          <w:smallCaps w:val="false"/>
+          <w:color w:val="000000"/>
+          <w:spacing w:val="0"/>
+          <w:szCs w:val="24"/>
+        </w:rPr>
+      </w:r>
+    </w:p>
+    <w:p>
+      <w:pPr>
+        <w:pStyle w:val="Normal"/>
+        <w:jc w:val="center"/>
+        <w:rPr/>
+      </w:pPr>
+      <w:r>
+        <w:rPr>
+          <w:rFonts w:cs="Tahoma"/>
+          <w:bCs w:val="false"/>
+          <w:iCs w:val="false"/>
+          <w:caps w:val="false"/>
+          <w:smallCaps w:val="false"/>
+          <w:color w:val="000000"/>
+          <w:spacing w:val="0"/>
+          <w:szCs w:val="24"/>
+        </w:rPr>
+        <w:t>🌺🌷🌺</w:t>
+      </w:r>
+    </w:p>
+    <w:p>
+      <w:pPr>
+        <w:pStyle w:val="Normal"/>
+        <w:jc w:val="center"/>
+        <w:rPr/>
+      </w:pPr>
+      <w:r>
+        <w:rPr>
+          <w:rFonts w:cs="Tahoma"/>
+          <w:bCs w:val="false"/>
+          <w:iCs w:val="false"/>
+          <w:caps w:val="false"/>
+          <w:smallCaps w:val="false"/>
+          <w:color w:val="000000"/>
+          <w:spacing w:val="0"/>
+          <w:szCs w:val="24"/>
+          <w:rtl w:val="true"/>
+        </w:rPr>
+        <w:t>گاه گاهی که کنارت بنشینم کافی‌ست</w:t>
+      </w:r>
+      <w:r>
+        <w:rPr>
+          <w:rFonts w:cs="Tahoma"/>
+          <w:bCs w:val="false"/>
+          <w:iCs w:val="false"/>
+          <w:caps w:val="false"/>
+          <w:smallCaps w:val="false"/>
+          <w:color w:val="000000"/>
+          <w:spacing w:val="0"/>
+          <w:szCs w:val="24"/>
+        </w:rPr>
+        <w:t xml:space="preserve"> … </w:t>
+      </w:r>
+    </w:p>
+    <w:p>
+      <w:pPr>
+        <w:pStyle w:val="Normal"/>
+        <w:jc w:val="center"/>
+        <w:rPr/>
+      </w:pPr>
+      <w:r>
+        <w:rPr>
+          <w:rFonts w:cs="Tahoma"/>
+          <w:bCs w:val="false"/>
+          <w:iCs w:val="false"/>
+          <w:caps w:val="false"/>
+          <w:smallCaps w:val="false"/>
+          <w:color w:val="000000"/>
+          <w:spacing w:val="0"/>
+          <w:szCs w:val="24"/>
+        </w:rPr>
+        <w:t>🌺🌷🌺</w:t>
+      </w:r>
+    </w:p>
+    <w:p>
+      <w:pPr>
+        <w:pStyle w:val="Normal"/>
+        <w:jc w:val="center"/>
+        <w:rPr>
+          <w:rFonts w:cs="Tahoma"/>
+          <w:bCs w:val="false"/>
+          <w:iCs w:val="false"/>
+          <w:caps w:val="false"/>
+          <w:smallCaps w:val="false"/>
+          <w:color w:val="000000"/>
+          <w:spacing w:val="0"/>
+          <w:szCs w:val="24"/>
+        </w:rPr>
+      </w:pPr>
+      <w:r>
+        <w:rPr>
+          <w:rFonts w:cs="Tahoma"/>
+          <w:bCs w:val="false"/>
+          <w:iCs w:val="false"/>
+          <w:caps w:val="false"/>
+          <w:smallCaps w:val="false"/>
+          <w:color w:val="000000"/>
+          <w:spacing w:val="0"/>
+          <w:szCs w:val="24"/>
+        </w:rPr>
+      </w:r>
+    </w:p>
+    <w:p>
+      <w:pPr>
+        <w:pStyle w:val="Normal"/>
+        <w:jc w:val="center"/>
+        <w:rPr>
+          <w:rFonts w:cs="Tahoma"/>
+          <w:bCs w:val="false"/>
+          <w:iCs w:val="false"/>
+          <w:caps w:val="false"/>
+          <w:smallCaps w:val="false"/>
+          <w:color w:val="000000"/>
+          <w:spacing w:val="0"/>
+          <w:szCs w:val="24"/>
+        </w:rPr>
+      </w:pPr>
+      <w:r>
+        <w:rPr>
+          <w:rFonts w:cs="Tahoma"/>
+          <w:bCs w:val="false"/>
+          <w:iCs w:val="false"/>
+          <w:caps w:val="false"/>
+          <w:smallCaps w:val="false"/>
+          <w:color w:val="000000"/>
+          <w:spacing w:val="0"/>
+          <w:szCs w:val="24"/>
+        </w:rPr>
+      </w:r>
+    </w:p>
+    <w:p>
+      <w:pPr>
+        <w:pStyle w:val="Normal"/>
+        <w:jc w:val="center"/>
+        <w:rPr/>
+      </w:pPr>
+      <w:r>
+        <w:rPr>
+          <w:rFonts w:cs="Tahoma"/>
+          <w:bCs w:val="false"/>
+          <w:iCs w:val="false"/>
+          <w:caps w:val="false"/>
+          <w:smallCaps w:val="false"/>
+          <w:color w:val="000000"/>
+          <w:spacing w:val="0"/>
+          <w:szCs w:val="24"/>
+        </w:rPr>
+        <w:t>🌺🌷🌺</w:t>
+      </w:r>
+    </w:p>
+    <w:p>
+      <w:pPr>
+        <w:pStyle w:val="Normal"/>
+        <w:jc w:val="center"/>
+        <w:rPr/>
+      </w:pPr>
+      <w:r>
+        <w:rPr>
+          <w:rFonts w:cs="Tahoma"/>
+          <w:bCs w:val="false"/>
+          <w:iCs w:val="false"/>
+          <w:caps w:val="false"/>
+          <w:smallCaps w:val="false"/>
+          <w:color w:val="000000"/>
+          <w:spacing w:val="0"/>
+          <w:szCs w:val="24"/>
+          <w:rtl w:val="true"/>
+        </w:rPr>
+        <w:t>پاسخ بده از این همه مخلوق چرا من؟</w:t>
+      </w:r>
+      <w:r>
+        <w:rPr>
+          <w:rFonts w:cs="Tahoma"/>
+          <w:bCs w:val="false"/>
+          <w:iCs w:val="false"/>
+          <w:caps w:val="false"/>
+          <w:smallCaps w:val="false"/>
+          <w:color w:val="000000"/>
+          <w:spacing w:val="0"/>
+          <w:szCs w:val="24"/>
+        </w:rPr>
+        <w:t xml:space="preserve"> </w:t>
+      </w:r>
+      <w:r>
+        <w:rPr>
+          <w:rFonts w:cs="Tahoma"/>
+          <w:bCs w:val="false"/>
+          <w:iCs w:val="false"/>
+          <w:caps w:val="false"/>
+          <w:smallCaps w:val="false"/>
+          <w:color w:val="000000"/>
+          <w:spacing w:val="0"/>
+          <w:szCs w:val="24"/>
+        </w:rPr>
+        <w:t>...</w:t>
+      </w:r>
+    </w:p>
+    <w:p>
+      <w:pPr>
+        <w:pStyle w:val="Normal"/>
+        <w:jc w:val="center"/>
+        <w:rPr/>
+      </w:pPr>
+      <w:r>
+        <w:rPr>
+          <w:rFonts w:cs="Tahoma"/>
+          <w:bCs w:val="false"/>
+          <w:iCs w:val="false"/>
+          <w:caps w:val="false"/>
+          <w:smallCaps w:val="false"/>
+          <w:color w:val="000000"/>
+          <w:spacing w:val="0"/>
+          <w:szCs w:val="24"/>
+        </w:rPr>
+        <w:t>🌺🌷🌺</w:t>
+      </w:r>
+    </w:p>
+    <w:p>
+      <w:pPr>
+        <w:pStyle w:val="Normal"/>
+        <w:jc w:val="center"/>
+        <w:rPr>
+          <w:rFonts w:cs="Tahoma"/>
+          <w:bCs w:val="false"/>
+          <w:iCs w:val="false"/>
+          <w:caps w:val="false"/>
+          <w:smallCaps w:val="false"/>
+          <w:color w:val="000000"/>
+          <w:spacing w:val="0"/>
+          <w:szCs w:val="24"/>
+        </w:rPr>
+      </w:pPr>
+      <w:r>
+        <w:rPr>
+          <w:rFonts w:cs="Tahoma"/>
+          <w:bCs w:val="false"/>
+          <w:iCs w:val="false"/>
+          <w:caps w:val="false"/>
+          <w:smallCaps w:val="false"/>
+          <w:color w:val="000000"/>
+          <w:spacing w:val="0"/>
+          <w:szCs w:val="24"/>
+        </w:rPr>
+      </w:r>
+    </w:p>
+    <w:p>
+      <w:pPr>
+        <w:pStyle w:val="Normal"/>
+        <w:jc w:val="center"/>
+        <w:rPr>
+          <w:rFonts w:cs="Tahoma"/>
+          <w:bCs w:val="false"/>
+          <w:iCs w:val="false"/>
+          <w:caps w:val="false"/>
+          <w:smallCaps w:val="false"/>
+          <w:color w:val="000000"/>
+          <w:spacing w:val="0"/>
+          <w:szCs w:val="24"/>
+        </w:rPr>
+      </w:pPr>
+      <w:r>
+        <w:rPr>
+          <w:rFonts w:cs="Tahoma"/>
+          <w:bCs w:val="false"/>
+          <w:iCs w:val="false"/>
+          <w:caps w:val="false"/>
+          <w:smallCaps w:val="false"/>
+          <w:color w:val="000000"/>
+          <w:spacing w:val="0"/>
+          <w:szCs w:val="24"/>
+        </w:rPr>
+      </w:r>
+    </w:p>
+    <w:p>
+      <w:pPr>
+        <w:pStyle w:val="Normal"/>
+        <w:jc w:val="center"/>
+        <w:rPr/>
+      </w:pPr>
+      <w:r>
+        <w:rPr>
+          <w:rFonts w:cs="Tahoma"/>
+          <w:bCs w:val="false"/>
+          <w:iCs w:val="false"/>
+          <w:caps w:val="false"/>
+          <w:smallCaps w:val="false"/>
+          <w:color w:val="000000"/>
+          <w:spacing w:val="0"/>
+          <w:szCs w:val="24"/>
+        </w:rPr>
+        <w:t>🌺🌷🌺</w:t>
+      </w:r>
+    </w:p>
+    <w:p>
+      <w:pPr>
+        <w:pStyle w:val="Normal"/>
+        <w:jc w:val="center"/>
+        <w:rPr/>
+      </w:pPr>
+      <w:r>
+        <w:rPr>
+          <w:rFonts w:cs="Tahoma"/>
+          <w:bCs w:val="false"/>
+          <w:iCs w:val="false"/>
+          <w:caps w:val="false"/>
+          <w:smallCaps w:val="false"/>
+          <w:color w:val="000000"/>
+          <w:spacing w:val="0"/>
+          <w:szCs w:val="24"/>
+          <w:rtl w:val="true"/>
+        </w:rPr>
+        <w:t>آسمان‌ها گله دارند، ز ما سیر شدید</w:t>
+      </w:r>
+    </w:p>
+    <w:p>
+      <w:pPr>
+        <w:pStyle w:val="Normal"/>
+        <w:jc w:val="center"/>
+        <w:rPr/>
+      </w:pPr>
+      <w:r>
+        <w:rPr>
+          <w:rFonts w:cs="Tahoma"/>
+          <w:bCs w:val="false"/>
+          <w:iCs w:val="false"/>
+          <w:caps w:val="false"/>
+          <w:smallCaps w:val="false"/>
+          <w:color w:val="000000"/>
+          <w:spacing w:val="0"/>
+          <w:szCs w:val="24"/>
+          <w:rtl w:val="true"/>
+        </w:rPr>
+        <w:t>بس که بر خاک نشستید زمین‌گیر شدید</w:t>
+      </w:r>
+    </w:p>
+    <w:p>
+      <w:pPr>
+        <w:pStyle w:val="Normal"/>
+        <w:jc w:val="center"/>
+        <w:rPr>
+          <w:rFonts w:cs="Tahoma"/>
+          <w:bCs w:val="false"/>
+          <w:iCs w:val="false"/>
+          <w:caps w:val="false"/>
+          <w:smallCaps w:val="false"/>
+          <w:color w:val="000000"/>
+          <w:spacing w:val="0"/>
+          <w:szCs w:val="24"/>
+        </w:rPr>
+      </w:pPr>
+      <w:r>
+        <w:rPr>
+          <w:rFonts w:cs="Tahoma"/>
+          <w:bCs w:val="false"/>
+          <w:iCs w:val="false"/>
+          <w:caps w:val="false"/>
+          <w:smallCaps w:val="false"/>
+          <w:color w:val="000000"/>
+          <w:spacing w:val="0"/>
+          <w:szCs w:val="24"/>
+        </w:rPr>
+      </w:r>
+    </w:p>
+    <w:p>
+      <w:pPr>
+        <w:pStyle w:val="Normal"/>
+        <w:jc w:val="center"/>
+        <w:rPr/>
+      </w:pPr>
+      <w:r>
+        <w:rPr>
+          <w:rFonts w:cs="Tahoma"/>
+          <w:bCs w:val="false"/>
+          <w:iCs w:val="false"/>
+          <w:caps w:val="false"/>
+          <w:smallCaps w:val="false"/>
+          <w:color w:val="000000"/>
+          <w:spacing w:val="0"/>
+          <w:szCs w:val="24"/>
+          <w:rtl w:val="true"/>
+        </w:rPr>
+        <w:t>پی اکسیر بریدید ز گهواره‌یتان</w:t>
+      </w:r>
+    </w:p>
+    <w:p>
+      <w:pPr>
+        <w:pStyle w:val="Normal"/>
+        <w:jc w:val="center"/>
+        <w:rPr/>
+      </w:pPr>
+      <w:r>
+        <w:rPr>
+          <w:rFonts w:cs="Tahoma"/>
+          <w:bCs w:val="false"/>
+          <w:iCs w:val="false"/>
+          <w:caps w:val="false"/>
+          <w:smallCaps w:val="false"/>
+          <w:color w:val="000000"/>
+          <w:spacing w:val="0"/>
+          <w:szCs w:val="24"/>
+          <w:rtl w:val="true"/>
+        </w:rPr>
+        <w:t>وایتان باد</w:t>
+      </w:r>
+      <w:r>
+        <w:rPr>
+          <w:rFonts w:cs="Tahoma"/>
+          <w:bCs w:val="false"/>
+          <w:iCs w:val="false"/>
+          <w:caps w:val="false"/>
+          <w:smallCaps w:val="false"/>
+          <w:color w:val="000000"/>
+          <w:spacing w:val="0"/>
+          <w:szCs w:val="24"/>
+          <w:rtl w:val="true"/>
+        </w:rPr>
+        <w:t xml:space="preserve">! </w:t>
+      </w:r>
+      <w:r>
+        <w:rPr>
+          <w:rFonts w:cs="Tahoma"/>
+          <w:bCs w:val="false"/>
+          <w:iCs w:val="false"/>
+          <w:caps w:val="false"/>
+          <w:smallCaps w:val="false"/>
+          <w:color w:val="000000"/>
+          <w:spacing w:val="0"/>
+          <w:szCs w:val="24"/>
+          <w:rtl w:val="true"/>
+        </w:rPr>
+        <w:t>نجستید و چنین پیر شدید</w:t>
+      </w:r>
+    </w:p>
+    <w:p>
+      <w:pPr>
+        <w:pStyle w:val="Normal"/>
+        <w:jc w:val="center"/>
+        <w:rPr>
+          <w:rFonts w:cs="Tahoma"/>
+          <w:bCs w:val="false"/>
+          <w:iCs w:val="false"/>
+          <w:caps w:val="false"/>
+          <w:smallCaps w:val="false"/>
+          <w:color w:val="000000"/>
+          <w:spacing w:val="0"/>
+          <w:szCs w:val="24"/>
+        </w:rPr>
+      </w:pPr>
+      <w:r>
+        <w:rPr>
+          <w:rFonts w:cs="Tahoma"/>
+          <w:bCs w:val="false"/>
+          <w:iCs w:val="false"/>
+          <w:caps w:val="false"/>
+          <w:smallCaps w:val="false"/>
+          <w:color w:val="000000"/>
+          <w:spacing w:val="0"/>
+          <w:szCs w:val="24"/>
+        </w:rPr>
+      </w:r>
+    </w:p>
+    <w:p>
+      <w:pPr>
+        <w:pStyle w:val="Normal"/>
+        <w:jc w:val="center"/>
+        <w:rPr/>
+      </w:pPr>
+      <w:r>
+        <w:rPr>
+          <w:rFonts w:cs="Tahoma"/>
+          <w:bCs w:val="false"/>
+          <w:iCs w:val="false"/>
+          <w:caps w:val="false"/>
+          <w:smallCaps w:val="false"/>
+          <w:color w:val="000000"/>
+          <w:spacing w:val="0"/>
+          <w:szCs w:val="24"/>
+          <w:rtl w:val="true"/>
+        </w:rPr>
+        <w:t xml:space="preserve">سر آن </w:t>
+      </w:r>
+      <w:r>
+        <w:rPr>
+          <w:rFonts w:cs="Tahoma"/>
+          <w:bCs w:val="false"/>
+          <w:iCs w:val="false"/>
+          <w:caps w:val="false"/>
+          <w:smallCaps w:val="false"/>
+          <w:color w:val="000000"/>
+          <w:spacing w:val="0"/>
+          <w:szCs w:val="24"/>
+          <w:rtl w:val="true"/>
+        </w:rPr>
+        <w:t>«</w:t>
+      </w:r>
+      <w:r>
+        <w:rPr>
+          <w:rFonts w:cs="Tahoma"/>
+          <w:bCs w:val="false"/>
+          <w:iCs w:val="false"/>
+          <w:caps w:val="false"/>
+          <w:smallCaps w:val="false"/>
+          <w:color w:val="000000"/>
+          <w:spacing w:val="0"/>
+          <w:szCs w:val="24"/>
+          <w:rtl w:val="true"/>
+        </w:rPr>
+        <w:t>بار امانت</w:t>
+      </w:r>
+      <w:r>
+        <w:rPr>
+          <w:rFonts w:cs="Tahoma"/>
+          <w:bCs w:val="false"/>
+          <w:iCs w:val="false"/>
+          <w:caps w:val="false"/>
+          <w:smallCaps w:val="false"/>
+          <w:color w:val="000000"/>
+          <w:spacing w:val="0"/>
+          <w:szCs w:val="24"/>
+          <w:rtl w:val="true"/>
+        </w:rPr>
+        <w:t xml:space="preserve">» </w:t>
+      </w:r>
+      <w:r>
+        <w:rPr>
+          <w:rFonts w:cs="Tahoma"/>
+          <w:bCs w:val="false"/>
+          <w:iCs w:val="false"/>
+          <w:caps w:val="false"/>
+          <w:smallCaps w:val="false"/>
+          <w:color w:val="000000"/>
+          <w:spacing w:val="0"/>
+          <w:szCs w:val="24"/>
+          <w:rtl w:val="true"/>
+        </w:rPr>
+        <w:t>چه بلا آوردید</w:t>
+      </w:r>
+    </w:p>
+    <w:p>
+      <w:pPr>
+        <w:pStyle w:val="Normal"/>
+        <w:jc w:val="center"/>
+        <w:rPr/>
+      </w:pPr>
+      <w:r>
+        <w:rPr>
+          <w:rFonts w:cs="Tahoma"/>
+          <w:bCs w:val="false"/>
+          <w:iCs w:val="false"/>
+          <w:caps w:val="false"/>
+          <w:smallCaps w:val="false"/>
+          <w:color w:val="000000"/>
+          <w:spacing w:val="0"/>
+          <w:szCs w:val="24"/>
+          <w:rtl w:val="true"/>
+        </w:rPr>
+        <w:t>که به جرمش همه مستوجب زنجیر شدید؟</w:t>
+      </w:r>
+    </w:p>
+    <w:p>
+      <w:pPr>
+        <w:pStyle w:val="Normal"/>
+        <w:jc w:val="center"/>
+        <w:rPr>
+          <w:rFonts w:cs="Tahoma"/>
+          <w:bCs w:val="false"/>
+          <w:iCs w:val="false"/>
+          <w:caps w:val="false"/>
+          <w:smallCaps w:val="false"/>
+          <w:color w:val="000000"/>
+          <w:spacing w:val="0"/>
+          <w:szCs w:val="24"/>
+        </w:rPr>
+      </w:pPr>
+      <w:r>
+        <w:rPr>
+          <w:rFonts w:cs="Tahoma"/>
+          <w:bCs w:val="false"/>
+          <w:iCs w:val="false"/>
+          <w:caps w:val="false"/>
+          <w:smallCaps w:val="false"/>
+          <w:color w:val="000000"/>
+          <w:spacing w:val="0"/>
+          <w:szCs w:val="24"/>
+        </w:rPr>
+      </w:r>
+    </w:p>
+    <w:p>
+      <w:pPr>
+        <w:pStyle w:val="Normal"/>
+        <w:jc w:val="center"/>
+        <w:rPr/>
+      </w:pPr>
+      <w:r>
+        <w:rPr>
+          <w:rFonts w:cs="Tahoma"/>
+          <w:bCs w:val="false"/>
+          <w:iCs w:val="false"/>
+          <w:caps w:val="false"/>
+          <w:smallCaps w:val="false"/>
+          <w:color w:val="000000"/>
+          <w:spacing w:val="0"/>
+          <w:szCs w:val="24"/>
+          <w:rtl w:val="true"/>
+        </w:rPr>
+        <w:t>همه جان و همه احساس رهاتان کردیم</w:t>
+      </w:r>
+    </w:p>
+    <w:p>
+      <w:pPr>
+        <w:pStyle w:val="Normal"/>
+        <w:jc w:val="center"/>
+        <w:rPr/>
+      </w:pPr>
+      <w:r>
+        <w:rPr>
+          <w:rFonts w:cs="Tahoma"/>
+          <w:bCs w:val="false"/>
+          <w:iCs w:val="false"/>
+          <w:caps w:val="false"/>
+          <w:smallCaps w:val="false"/>
+          <w:color w:val="000000"/>
+          <w:spacing w:val="0"/>
+          <w:szCs w:val="24"/>
+          <w:rtl w:val="true"/>
+        </w:rPr>
+        <w:t>چه گذشته است؟ به بی‌روحی تصویر شدید</w:t>
+      </w:r>
+    </w:p>
+    <w:p>
+      <w:pPr>
+        <w:pStyle w:val="Normal"/>
+        <w:jc w:val="center"/>
+        <w:rPr/>
+      </w:pPr>
+      <w:r>
+        <w:rPr>
+          <w:rFonts w:cs="Tahoma"/>
+          <w:bCs w:val="false"/>
+          <w:iCs w:val="false"/>
+          <w:caps w:val="false"/>
+          <w:smallCaps w:val="false"/>
+          <w:color w:val="000000"/>
+          <w:spacing w:val="0"/>
+          <w:szCs w:val="24"/>
+        </w:rPr>
+        <w:t>🌺🌷🌺</w:t>
+      </w:r>
+    </w:p>
+    <w:p>
+      <w:pPr>
+        <w:pStyle w:val="Normal"/>
+        <w:jc w:val="center"/>
+        <w:rPr/>
+      </w:pPr>
+      <w:r>
+        <w:rPr/>
       </w:r>
     </w:p>
     <w:sectPr>
